--- a/TSSSU Annex C(i) - TadReamk Limited.docx
+++ b/TSSSU Annex C(i) - TadReamk Limited.docx
@@ -85,14 +85,12 @@
         <w:snapToGrid w:val="0"/>
         <w:jc w:val="both"/>
         <w:rPr>
-          <w:rFonts w:hint="eastAsia"/>
           <w:b/>
           <w:sz w:val="28"/>
           <w:szCs w:val="28"/>
           <w:lang w:eastAsia="zh-CN"/>
         </w:rPr>
       </w:pPr>
-      <w:proofErr w:type="spellStart"/>
       <w:r>
         <w:rPr>
           <w:rFonts w:hint="eastAsia"/>
@@ -101,18 +99,7 @@
           <w:szCs w:val="28"/>
           <w:lang w:eastAsia="zh-CN"/>
         </w:rPr>
-        <w:t>TadReamk</w:t>
-      </w:r>
-      <w:proofErr w:type="spellEnd"/>
-      <w:r>
-        <w:rPr>
-          <w:rFonts w:hint="eastAsia"/>
-          <w:b/>
-          <w:sz w:val="28"/>
-          <w:szCs w:val="28"/>
-          <w:lang w:eastAsia="zh-CN"/>
-        </w:rPr>
-        <w:t xml:space="preserve"> Limited</w:t>
+        <w:t>TadReamk Limited</w:t>
       </w:r>
     </w:p>
     <w:p>
@@ -205,7 +192,6 @@
         </w:rPr>
         <w:t xml:space="preserve">Pursuant to the agreement made between </w:t>
       </w:r>
-      <w:proofErr w:type="spellStart"/>
       <w:r>
         <w:rPr>
           <w:rFonts w:hint="eastAsia"/>
@@ -213,9 +199,239 @@
           <w:szCs w:val="28"/>
           <w:lang w:eastAsia="zh-CN"/>
         </w:rPr>
-        <w:t>TadReamk</w:t>
-      </w:r>
-      <w:proofErr w:type="spellEnd"/>
+        <w:t>TadReamk Limited</w:t>
+      </w:r>
+      <w:r>
+        <w:rPr>
+          <w:rFonts w:hint="eastAsia"/>
+          <w:sz w:val="28"/>
+          <w:szCs w:val="28"/>
+        </w:rPr>
+        <w:t xml:space="preserve"> and </w:t>
+      </w:r>
+      <w:r>
+        <w:rPr>
+          <w:rFonts w:hint="eastAsia"/>
+          <w:sz w:val="28"/>
+          <w:szCs w:val="28"/>
+        </w:rPr>
+        <w:t>Hong Kong Baptist University</w:t>
+      </w:r>
+      <w:r>
+        <w:rPr>
+          <w:rFonts w:hint="eastAsia"/>
+          <w:sz w:val="28"/>
+          <w:szCs w:val="28"/>
+        </w:rPr>
+        <w:t xml:space="preserve"> </w:t>
+      </w:r>
+      <w:r>
+        <w:rPr>
+          <w:rFonts w:hint="eastAsia"/>
+          <w:sz w:val="28"/>
+          <w:szCs w:val="28"/>
+        </w:rPr>
+        <w:t>(</w:t>
+      </w:r>
+      <w:r>
+        <w:rPr>
+          <w:sz w:val="28"/>
+          <w:szCs w:val="28"/>
+        </w:rPr>
+        <w:t>“</w:t>
+      </w:r>
+      <w:r>
+        <w:rPr>
+          <w:rFonts w:hint="eastAsia"/>
+          <w:sz w:val="28"/>
+          <w:szCs w:val="28"/>
+        </w:rPr>
+        <w:t xml:space="preserve">the </w:t>
+      </w:r>
+      <w:r>
+        <w:rPr>
+          <w:rFonts w:hint="eastAsia"/>
+          <w:sz w:val="28"/>
+          <w:szCs w:val="28"/>
+        </w:rPr>
+        <w:t>associated</w:t>
+      </w:r>
+      <w:r>
+        <w:rPr>
+          <w:rFonts w:hint="eastAsia"/>
+          <w:sz w:val="28"/>
+          <w:szCs w:val="28"/>
+        </w:rPr>
+        <w:t xml:space="preserve"> university</w:t>
+      </w:r>
+      <w:r>
+        <w:rPr>
+          <w:sz w:val="28"/>
+          <w:szCs w:val="28"/>
+        </w:rPr>
+        <w:t>”</w:t>
+      </w:r>
+      <w:r>
+        <w:rPr>
+          <w:rFonts w:hint="eastAsia"/>
+          <w:sz w:val="28"/>
+          <w:szCs w:val="28"/>
+        </w:rPr>
+        <w:t>)</w:t>
+      </w:r>
+      <w:r>
+        <w:rPr>
+          <w:rFonts w:hint="eastAsia"/>
+          <w:sz w:val="28"/>
+          <w:szCs w:val="28"/>
+        </w:rPr>
+        <w:t xml:space="preserve"> </w:t>
+      </w:r>
+      <w:r>
+        <w:rPr>
+          <w:rFonts w:hint="eastAsia"/>
+          <w:sz w:val="28"/>
+          <w:szCs w:val="28"/>
+        </w:rPr>
+        <w:t xml:space="preserve">in respect of </w:t>
+      </w:r>
+      <w:r>
+        <w:rPr>
+          <w:sz w:val="28"/>
+          <w:szCs w:val="28"/>
+        </w:rPr>
+        <w:t>the Technology Start-up Support Scheme for Universities (“TSSSU”)</w:t>
+      </w:r>
+      <w:r>
+        <w:rPr>
+          <w:rFonts w:hint="eastAsia"/>
+          <w:sz w:val="28"/>
+          <w:szCs w:val="28"/>
+        </w:rPr>
+        <w:t xml:space="preserve"> </w:t>
+      </w:r>
+      <w:r>
+        <w:rPr>
+          <w:rFonts w:hint="eastAsia"/>
+          <w:sz w:val="28"/>
+          <w:szCs w:val="28"/>
+        </w:rPr>
+        <w:t xml:space="preserve">and the Innovation and Technology </w:t>
+      </w:r>
+      <w:r>
+        <w:rPr>
+          <w:sz w:val="28"/>
+          <w:szCs w:val="28"/>
+        </w:rPr>
+        <w:t>Commission</w:t>
+      </w:r>
+      <w:r>
+        <w:rPr>
+          <w:rFonts w:hint="eastAsia"/>
+          <w:sz w:val="28"/>
+          <w:szCs w:val="28"/>
+        </w:rPr>
+        <w:t xml:space="preserve"> (</w:t>
+      </w:r>
+      <w:r>
+        <w:rPr>
+          <w:sz w:val="28"/>
+          <w:szCs w:val="28"/>
+        </w:rPr>
+        <w:t>“</w:t>
+      </w:r>
+      <w:r>
+        <w:rPr>
+          <w:rFonts w:hint="eastAsia"/>
+          <w:sz w:val="28"/>
+          <w:szCs w:val="28"/>
+        </w:rPr>
+        <w:t>ITC</w:t>
+      </w:r>
+      <w:r>
+        <w:rPr>
+          <w:sz w:val="28"/>
+          <w:szCs w:val="28"/>
+        </w:rPr>
+        <w:t>”</w:t>
+      </w:r>
+      <w:r>
+        <w:rPr>
+          <w:rFonts w:hint="eastAsia"/>
+          <w:sz w:val="28"/>
+          <w:szCs w:val="28"/>
+        </w:rPr>
+        <w:t xml:space="preserve">) Application and Reimbursement Guidelines for </w:t>
+      </w:r>
+      <w:r>
+        <w:rPr>
+          <w:rFonts w:hint="eastAsia"/>
+          <w:sz w:val="28"/>
+          <w:szCs w:val="28"/>
+        </w:rPr>
+        <w:t xml:space="preserve">TSSSU </w:t>
+      </w:r>
+      <w:r>
+        <w:rPr>
+          <w:rFonts w:hint="eastAsia"/>
+          <w:sz w:val="28"/>
+          <w:szCs w:val="28"/>
+        </w:rPr>
+        <w:t>(</w:t>
+      </w:r>
+      <w:r>
+        <w:rPr>
+          <w:sz w:val="28"/>
+          <w:szCs w:val="28"/>
+        </w:rPr>
+        <w:t>“</w:t>
+      </w:r>
+      <w:r>
+        <w:rPr>
+          <w:rFonts w:hint="eastAsia"/>
+          <w:sz w:val="28"/>
+          <w:szCs w:val="28"/>
+        </w:rPr>
+        <w:t>TSSSU</w:t>
+      </w:r>
+      <w:r>
+        <w:rPr>
+          <w:rFonts w:hint="eastAsia"/>
+          <w:sz w:val="28"/>
+          <w:szCs w:val="28"/>
+        </w:rPr>
+        <w:t xml:space="preserve"> Guidelines</w:t>
+      </w:r>
+      <w:r>
+        <w:rPr>
+          <w:sz w:val="28"/>
+          <w:szCs w:val="28"/>
+        </w:rPr>
+        <w:t>”</w:t>
+      </w:r>
+      <w:r>
+        <w:rPr>
+          <w:rFonts w:hint="eastAsia"/>
+          <w:sz w:val="28"/>
+          <w:szCs w:val="28"/>
+        </w:rPr>
+        <w:t xml:space="preserve">), we have performed a </w:t>
+      </w:r>
+      <w:r>
+        <w:rPr>
+          <w:sz w:val="28"/>
+          <w:szCs w:val="28"/>
+        </w:rPr>
+        <w:t>reasonable</w:t>
+      </w:r>
+      <w:r>
+        <w:rPr>
+          <w:rFonts w:hint="eastAsia"/>
+          <w:sz w:val="28"/>
+          <w:szCs w:val="28"/>
+        </w:rPr>
+        <w:t xml:space="preserve"> assurance engagement to report on whether </w:t>
+      </w:r>
       <w:r>
         <w:rPr>
           <w:rFonts w:hint="eastAsia"/>
@@ -223,258 +439,7 @@
           <w:szCs w:val="28"/>
           <w:lang w:eastAsia="zh-CN"/>
         </w:rPr>
-        <w:t xml:space="preserve"> Limited</w:t>
-      </w:r>
-      <w:r>
-        <w:rPr>
-          <w:rFonts w:hint="eastAsia"/>
-          <w:sz w:val="28"/>
-          <w:szCs w:val="28"/>
-        </w:rPr>
-        <w:t xml:space="preserve"> and </w:t>
-      </w:r>
-      <w:r>
-        <w:rPr>
-          <w:rFonts w:hint="eastAsia"/>
-          <w:sz w:val="28"/>
-          <w:szCs w:val="28"/>
-        </w:rPr>
-        <w:t>Hong Kong Baptist University</w:t>
-      </w:r>
-      <w:r>
-        <w:rPr>
-          <w:rFonts w:hint="eastAsia"/>
-          <w:sz w:val="28"/>
-          <w:szCs w:val="28"/>
-        </w:rPr>
-        <w:t xml:space="preserve"> </w:t>
-      </w:r>
-      <w:r>
-        <w:rPr>
-          <w:rFonts w:hint="eastAsia"/>
-          <w:sz w:val="28"/>
-          <w:szCs w:val="28"/>
-        </w:rPr>
-        <w:t>(</w:t>
-      </w:r>
-      <w:r>
-        <w:rPr>
-          <w:sz w:val="28"/>
-          <w:szCs w:val="28"/>
-        </w:rPr>
-        <w:t>“</w:t>
-      </w:r>
-      <w:r>
-        <w:rPr>
-          <w:rFonts w:hint="eastAsia"/>
-          <w:sz w:val="28"/>
-          <w:szCs w:val="28"/>
-        </w:rPr>
-        <w:t xml:space="preserve">the </w:t>
-      </w:r>
-      <w:r>
-        <w:rPr>
-          <w:rFonts w:hint="eastAsia"/>
-          <w:sz w:val="28"/>
-          <w:szCs w:val="28"/>
-        </w:rPr>
-        <w:t>associated</w:t>
-      </w:r>
-      <w:r>
-        <w:rPr>
-          <w:rFonts w:hint="eastAsia"/>
-          <w:sz w:val="28"/>
-          <w:szCs w:val="28"/>
-        </w:rPr>
-        <w:t xml:space="preserve"> university</w:t>
-      </w:r>
-      <w:r>
-        <w:rPr>
-          <w:sz w:val="28"/>
-          <w:szCs w:val="28"/>
-        </w:rPr>
-        <w:t>”</w:t>
-      </w:r>
-      <w:r>
-        <w:rPr>
-          <w:rFonts w:hint="eastAsia"/>
-          <w:sz w:val="28"/>
-          <w:szCs w:val="28"/>
-        </w:rPr>
-        <w:t>)</w:t>
-      </w:r>
-      <w:r>
-        <w:rPr>
-          <w:rFonts w:hint="eastAsia"/>
-          <w:sz w:val="28"/>
-          <w:szCs w:val="28"/>
-        </w:rPr>
-        <w:t xml:space="preserve"> </w:t>
-      </w:r>
-      <w:r>
-        <w:rPr>
-          <w:rFonts w:hint="eastAsia"/>
-          <w:sz w:val="28"/>
-          <w:szCs w:val="28"/>
-        </w:rPr>
-        <w:t xml:space="preserve">in respect of </w:t>
-      </w:r>
-      <w:r>
-        <w:rPr>
-          <w:sz w:val="28"/>
-          <w:szCs w:val="28"/>
-        </w:rPr>
-        <w:t>the Technology Start-up Support Scheme for Universities (“TSSSU”)</w:t>
-      </w:r>
-      <w:r>
-        <w:rPr>
-          <w:rFonts w:hint="eastAsia"/>
-          <w:sz w:val="28"/>
-          <w:szCs w:val="28"/>
-        </w:rPr>
-        <w:t xml:space="preserve"> </w:t>
-      </w:r>
-      <w:r>
-        <w:rPr>
-          <w:rFonts w:hint="eastAsia"/>
-          <w:sz w:val="28"/>
-          <w:szCs w:val="28"/>
-        </w:rPr>
-        <w:t xml:space="preserve">and the Innovation and Technology </w:t>
-      </w:r>
-      <w:r>
-        <w:rPr>
-          <w:sz w:val="28"/>
-          <w:szCs w:val="28"/>
-        </w:rPr>
-        <w:t>Commission</w:t>
-      </w:r>
-      <w:r>
-        <w:rPr>
-          <w:rFonts w:hint="eastAsia"/>
-          <w:sz w:val="28"/>
-          <w:szCs w:val="28"/>
-        </w:rPr>
-        <w:t xml:space="preserve"> (</w:t>
-      </w:r>
-      <w:r>
-        <w:rPr>
-          <w:sz w:val="28"/>
-          <w:szCs w:val="28"/>
-        </w:rPr>
-        <w:t>“</w:t>
-      </w:r>
-      <w:r>
-        <w:rPr>
-          <w:rFonts w:hint="eastAsia"/>
-          <w:sz w:val="28"/>
-          <w:szCs w:val="28"/>
-        </w:rPr>
-        <w:t>ITC</w:t>
-      </w:r>
-      <w:r>
-        <w:rPr>
-          <w:sz w:val="28"/>
-          <w:szCs w:val="28"/>
-        </w:rPr>
-        <w:t>”</w:t>
-      </w:r>
-      <w:r>
-        <w:rPr>
-          <w:rFonts w:hint="eastAsia"/>
-          <w:sz w:val="28"/>
-          <w:szCs w:val="28"/>
-        </w:rPr>
-        <w:t xml:space="preserve">) Application and Reimbursement Guidelines for </w:t>
-      </w:r>
-      <w:r>
-        <w:rPr>
-          <w:rFonts w:hint="eastAsia"/>
-          <w:sz w:val="28"/>
-          <w:szCs w:val="28"/>
-        </w:rPr>
-        <w:t xml:space="preserve">TSSSU </w:t>
-      </w:r>
-      <w:r>
-        <w:rPr>
-          <w:rFonts w:hint="eastAsia"/>
-          <w:sz w:val="28"/>
-          <w:szCs w:val="28"/>
-        </w:rPr>
-        <w:t>(</w:t>
-      </w:r>
-      <w:r>
-        <w:rPr>
-          <w:sz w:val="28"/>
-          <w:szCs w:val="28"/>
-        </w:rPr>
-        <w:t>“</w:t>
-      </w:r>
-      <w:r>
-        <w:rPr>
-          <w:rFonts w:hint="eastAsia"/>
-          <w:sz w:val="28"/>
-          <w:szCs w:val="28"/>
-        </w:rPr>
-        <w:t>TSSSU</w:t>
-      </w:r>
-      <w:r>
-        <w:rPr>
-          <w:rFonts w:hint="eastAsia"/>
-          <w:sz w:val="28"/>
-          <w:szCs w:val="28"/>
-        </w:rPr>
-        <w:t xml:space="preserve"> Guidelines</w:t>
-      </w:r>
-      <w:r>
-        <w:rPr>
-          <w:sz w:val="28"/>
-          <w:szCs w:val="28"/>
-        </w:rPr>
-        <w:t>”</w:t>
-      </w:r>
-      <w:r>
-        <w:rPr>
-          <w:rFonts w:hint="eastAsia"/>
-          <w:sz w:val="28"/>
-          <w:szCs w:val="28"/>
-        </w:rPr>
-        <w:t xml:space="preserve">), we have performed a </w:t>
-      </w:r>
-      <w:r>
-        <w:rPr>
-          <w:sz w:val="28"/>
-          <w:szCs w:val="28"/>
-        </w:rPr>
-        <w:t>reasonable</w:t>
-      </w:r>
-      <w:r>
-        <w:rPr>
-          <w:rFonts w:hint="eastAsia"/>
-          <w:sz w:val="28"/>
-          <w:szCs w:val="28"/>
-        </w:rPr>
-        <w:t xml:space="preserve"> assurance engagement to report on whether </w:t>
-      </w:r>
-      <w:proofErr w:type="spellStart"/>
-      <w:r>
-        <w:rPr>
-          <w:rFonts w:hint="eastAsia"/>
-          <w:sz w:val="28"/>
-          <w:szCs w:val="28"/>
-          <w:lang w:eastAsia="zh-CN"/>
-        </w:rPr>
-        <w:t>TadReamk</w:t>
-      </w:r>
-      <w:proofErr w:type="spellEnd"/>
-      <w:r>
-        <w:rPr>
-          <w:rFonts w:hint="eastAsia"/>
-          <w:sz w:val="28"/>
-          <w:szCs w:val="28"/>
-          <w:lang w:eastAsia="zh-CN"/>
-        </w:rPr>
-        <w:t xml:space="preserve"> Limited </w:t>
+        <w:t xml:space="preserve">TadReamk Limited </w:t>
       </w:r>
       <w:r>
         <w:rPr>
@@ -996,7 +961,6 @@
         </w:rPr>
         <w:t>in the TSSSU Guidelines</w:t>
       </w:r>
-      <w:proofErr w:type="gramStart"/>
       <w:r>
         <w:rPr>
           <w:rFonts w:hint="eastAsia"/>
@@ -1012,7 +976,6 @@
         </w:rPr>
         <w:t>;</w:t>
       </w:r>
-      <w:proofErr w:type="gramEnd"/>
     </w:p>
     <w:p>
       <w:pPr>
@@ -1242,33 +1205,11 @@
       </w:r>
       <w:r>
         <w:rPr>
-          <w:rFonts w:hint="eastAsia"/>
           <w:b/>
           <w:sz w:val="28"/>
           <w:szCs w:val="28"/>
-          <w:highlight w:val="yellow"/>
-        </w:rPr>
-        <w:t xml:space="preserve">[name of the </w:t>
-      </w:r>
-      <w:r>
-        <w:rPr>
-          <w:rFonts w:hint="eastAsia"/>
-          <w:b/>
-          <w:sz w:val="28"/>
-          <w:szCs w:val="28"/>
-          <w:highlight w:val="yellow"/>
-        </w:rPr>
-        <w:t>start-up</w:t>
-      </w:r>
-      <w:r>
-        <w:rPr>
-          <w:rFonts w:hint="eastAsia"/>
-          <w:b/>
-          <w:sz w:val="28"/>
-          <w:szCs w:val="28"/>
-          <w:highlight w:val="yellow"/>
-        </w:rPr>
-        <w:t>]</w:t>
+        </w:rPr>
+        <w:t>TadReamk Limited</w:t>
       </w:r>
       <w:r>
         <w:rPr>
@@ -1305,27 +1246,9 @@
           <w:rFonts w:hint="eastAsia"/>
           <w:sz w:val="28"/>
           <w:szCs w:val="28"/>
-          <w:highlight w:val="yellow"/>
-        </w:rPr>
-        <w:t xml:space="preserve">[name of the </w:t>
-      </w:r>
-      <w:r>
-        <w:rPr>
-          <w:rFonts w:hint="eastAsia"/>
-          <w:sz w:val="28"/>
-          <w:szCs w:val="28"/>
-          <w:highlight w:val="yellow"/>
-        </w:rPr>
-        <w:t>start-up</w:t>
-      </w:r>
-      <w:r>
-        <w:rPr>
-          <w:rFonts w:hint="eastAsia"/>
-          <w:sz w:val="28"/>
-          <w:szCs w:val="28"/>
-          <w:highlight w:val="yellow"/>
-        </w:rPr>
-        <w:t>]</w:t>
+          <w:lang w:eastAsia="zh-CN"/>
+        </w:rPr>
+        <w:t>TadReamk Limited</w:t>
       </w:r>
       <w:r>
         <w:rPr>
@@ -1737,27 +1660,9 @@
           <w:rFonts w:hint="eastAsia"/>
           <w:sz w:val="28"/>
           <w:szCs w:val="28"/>
-          <w:highlight w:val="yellow"/>
-        </w:rPr>
-        <w:t xml:space="preserve">[name of the </w:t>
-      </w:r>
-      <w:r>
-        <w:rPr>
-          <w:rFonts w:hint="eastAsia"/>
-          <w:sz w:val="28"/>
-          <w:szCs w:val="28"/>
-          <w:highlight w:val="yellow"/>
-        </w:rPr>
-        <w:t>start-up</w:t>
-      </w:r>
-      <w:r>
-        <w:rPr>
-          <w:rFonts w:hint="eastAsia"/>
-          <w:sz w:val="28"/>
-          <w:szCs w:val="28"/>
-          <w:highlight w:val="yellow"/>
-        </w:rPr>
-        <w:t>]</w:t>
+          <w:lang w:eastAsia="zh-CN"/>
+        </w:rPr>
+        <w:t>TadReamk Limited</w:t>
       </w:r>
       <w:r>
         <w:rPr>
@@ -1826,27 +1731,9 @@
           <w:rFonts w:hint="eastAsia"/>
           <w:sz w:val="28"/>
           <w:szCs w:val="28"/>
-          <w:highlight w:val="yellow"/>
-        </w:rPr>
-        <w:t xml:space="preserve">[name of the </w:t>
-      </w:r>
-      <w:r>
-        <w:rPr>
-          <w:rFonts w:hint="eastAsia"/>
-          <w:sz w:val="28"/>
-          <w:szCs w:val="28"/>
-          <w:highlight w:val="yellow"/>
-        </w:rPr>
-        <w:t>start-up</w:t>
-      </w:r>
-      <w:r>
-        <w:rPr>
-          <w:rFonts w:hint="eastAsia"/>
-          <w:sz w:val="28"/>
-          <w:szCs w:val="28"/>
-          <w:highlight w:val="yellow"/>
-        </w:rPr>
-        <w:t>]</w:t>
+          <w:lang w:eastAsia="zh-CN"/>
+        </w:rPr>
+        <w:t>TadReamk Limited</w:t>
       </w:r>
       <w:r>
         <w:rPr>
@@ -1929,27 +1816,9 @@
           <w:rFonts w:hint="eastAsia"/>
           <w:sz w:val="28"/>
           <w:szCs w:val="28"/>
-          <w:highlight w:val="yellow"/>
-        </w:rPr>
-        <w:t xml:space="preserve">[name of the </w:t>
-      </w:r>
-      <w:r>
-        <w:rPr>
-          <w:rFonts w:hint="eastAsia"/>
-          <w:sz w:val="28"/>
-          <w:szCs w:val="28"/>
-          <w:highlight w:val="yellow"/>
-        </w:rPr>
-        <w:t>start-up</w:t>
-      </w:r>
-      <w:r>
-        <w:rPr>
-          <w:rFonts w:hint="eastAsia"/>
-          <w:sz w:val="28"/>
-          <w:szCs w:val="28"/>
-          <w:highlight w:val="yellow"/>
-        </w:rPr>
-        <w:t>]</w:t>
+          <w:lang w:eastAsia="zh-CN"/>
+        </w:rPr>
+        <w:t>TadReamk Limited</w:t>
       </w:r>
       <w:r>
         <w:rPr>
@@ -2070,8 +1939,10 @@
         <w:spacing w:after="240"/>
         <w:jc w:val="both"/>
         <w:rPr>
-          <w:sz w:val="28"/>
-          <w:szCs w:val="28"/>
+          <w:rFonts w:eastAsia="等线" w:hint="eastAsia"/>
+          <w:sz w:val="28"/>
+          <w:szCs w:val="28"/>
+          <w:lang w:eastAsia="zh-CN"/>
         </w:rPr>
       </w:pPr>
       <w:r>
@@ -2102,36 +1973,9 @@
           <w:rFonts w:hint="eastAsia"/>
           <w:sz w:val="28"/>
           <w:szCs w:val="28"/>
-          <w:highlight w:val="yellow"/>
-        </w:rPr>
-        <w:t xml:space="preserve">[name of </w:t>
-      </w:r>
-      <w:r>
-        <w:rPr>
-          <w:rFonts w:hint="eastAsia"/>
-          <w:sz w:val="28"/>
-          <w:szCs w:val="28"/>
-          <w:highlight w:val="yellow"/>
-        </w:rPr>
-        <w:t xml:space="preserve">the </w:t>
-      </w:r>
-      <w:r>
-        <w:rPr>
-          <w:rFonts w:hint="eastAsia"/>
-          <w:sz w:val="28"/>
-          <w:szCs w:val="28"/>
-          <w:highlight w:val="yellow"/>
-        </w:rPr>
-        <w:t>start-up</w:t>
-      </w:r>
-      <w:r>
-        <w:rPr>
-          <w:rFonts w:hint="eastAsia"/>
-          <w:sz w:val="28"/>
-          <w:szCs w:val="28"/>
-          <w:highlight w:val="yellow"/>
-        </w:rPr>
-        <w:t>]</w:t>
+          <w:lang w:eastAsia="zh-CN"/>
+        </w:rPr>
+        <w:t>TadReamk Limited</w:t>
       </w:r>
       <w:r>
         <w:rPr>
@@ -2202,219 +2046,6 @@
           <w:szCs w:val="28"/>
         </w:rPr>
         <w:t>conditions of TSSSU funding, as specified in the documents mentioned in the above first paragraph.</w:t>
-      </w:r>
-      <w:r>
-        <w:rPr>
-          <w:sz w:val="28"/>
-          <w:szCs w:val="28"/>
-        </w:rPr>
-        <w:t xml:space="preserve"> </w:t>
-      </w:r>
-      <w:r>
-        <w:rPr>
-          <w:sz w:val="28"/>
-          <w:szCs w:val="28"/>
-        </w:rPr>
-        <w:t xml:space="preserve"> </w:t>
-      </w:r>
-      <w:commentRangeStart w:id="0"/>
-      <w:r>
-        <w:rPr>
-          <w:sz w:val="28"/>
-          <w:szCs w:val="28"/>
-        </w:rPr>
-        <w:t>[</w:t>
-      </w:r>
-      <w:r>
-        <w:rPr>
-          <w:color w:val="808080"/>
-          <w:sz w:val="28"/>
-          <w:szCs w:val="28"/>
-        </w:rPr>
-        <w:t>(</w:t>
-      </w:r>
-      <w:r>
-        <w:rPr>
-          <w:color w:val="808080"/>
-          <w:sz w:val="28"/>
-          <w:szCs w:val="28"/>
-        </w:rPr>
-        <w:t xml:space="preserve">For </w:t>
-      </w:r>
-      <w:r>
-        <w:rPr>
-          <w:color w:val="808080"/>
-          <w:sz w:val="28"/>
-          <w:szCs w:val="28"/>
-        </w:rPr>
-        <w:t>start-ups</w:t>
-      </w:r>
-      <w:r>
-        <w:rPr>
-          <w:color w:val="808080"/>
-          <w:sz w:val="28"/>
-          <w:szCs w:val="28"/>
-        </w:rPr>
-        <w:t xml:space="preserve"> funded under TSSSU+</w:t>
-      </w:r>
-      <w:r>
-        <w:rPr>
-          <w:color w:val="808080"/>
-          <w:sz w:val="28"/>
-          <w:szCs w:val="28"/>
-        </w:rPr>
-        <w:t>)</w:t>
-      </w:r>
-      <w:r>
-        <w:rPr>
-          <w:sz w:val="28"/>
-          <w:szCs w:val="28"/>
-        </w:rPr>
-        <w:t xml:space="preserve"> We </w:t>
-      </w:r>
-      <w:r>
-        <w:rPr>
-          <w:sz w:val="28"/>
-          <w:szCs w:val="28"/>
-        </w:rPr>
-        <w:t xml:space="preserve">also </w:t>
-      </w:r>
-      <w:r>
-        <w:rPr>
-          <w:sz w:val="28"/>
-          <w:szCs w:val="28"/>
-        </w:rPr>
-        <w:t>confirm</w:t>
-      </w:r>
-      <w:r>
-        <w:rPr>
-          <w:sz w:val="28"/>
-          <w:szCs w:val="28"/>
-        </w:rPr>
-        <w:t xml:space="preserve"> that </w:t>
-      </w:r>
-      <w:r>
-        <w:rPr>
-          <w:rFonts w:hint="eastAsia"/>
-          <w:sz w:val="28"/>
-          <w:szCs w:val="28"/>
-          <w:highlight w:val="cyan"/>
-        </w:rPr>
-        <w:t>[name of the start-up]</w:t>
-      </w:r>
-      <w:r>
-        <w:rPr>
-          <w:sz w:val="28"/>
-          <w:szCs w:val="28"/>
-        </w:rPr>
-        <w:t xml:space="preserve"> </w:t>
-      </w:r>
-      <w:r>
-        <w:rPr>
-          <w:sz w:val="28"/>
-          <w:szCs w:val="28"/>
-        </w:rPr>
-        <w:t>has received</w:t>
-      </w:r>
-      <w:r>
-        <w:rPr>
-          <w:sz w:val="28"/>
-          <w:szCs w:val="28"/>
-        </w:rPr>
-        <w:t xml:space="preserve"> </w:t>
-      </w:r>
-      <w:r>
-        <w:rPr>
-          <w:sz w:val="28"/>
-          <w:szCs w:val="28"/>
-          <w:highlight w:val="cyan"/>
-        </w:rPr>
-        <w:t>[</w:t>
-      </w:r>
-      <w:r>
-        <w:rPr>
-          <w:sz w:val="28"/>
-          <w:szCs w:val="28"/>
-          <w:highlight w:val="cyan"/>
-        </w:rPr>
-        <w:t xml:space="preserve">total </w:t>
-      </w:r>
-      <w:r>
-        <w:rPr>
-          <w:sz w:val="28"/>
-          <w:szCs w:val="28"/>
-          <w:highlight w:val="cyan"/>
-        </w:rPr>
-        <w:t xml:space="preserve">amount of </w:t>
-      </w:r>
-      <w:r>
-        <w:rPr>
-          <w:sz w:val="28"/>
-          <w:szCs w:val="28"/>
-          <w:highlight w:val="cyan"/>
-        </w:rPr>
-        <w:t xml:space="preserve">private </w:t>
-      </w:r>
-      <w:r>
-        <w:rPr>
-          <w:sz w:val="28"/>
-          <w:szCs w:val="28"/>
-          <w:highlight w:val="cyan"/>
-        </w:rPr>
-        <w:t>investment received]</w:t>
-      </w:r>
-      <w:r>
-        <w:rPr>
-          <w:sz w:val="28"/>
-          <w:szCs w:val="28"/>
-        </w:rPr>
-        <w:t xml:space="preserve"> from </w:t>
-      </w:r>
-      <w:r>
-        <w:rPr>
-          <w:sz w:val="28"/>
-          <w:szCs w:val="28"/>
-          <w:highlight w:val="cyan"/>
-        </w:rPr>
-        <w:t>[name of the investor]</w:t>
-      </w:r>
-      <w:r>
-        <w:rPr>
-          <w:sz w:val="28"/>
-          <w:szCs w:val="28"/>
-        </w:rPr>
-        <w:t xml:space="preserve"> during the </w:t>
-      </w:r>
-      <w:r>
-        <w:rPr>
-          <w:sz w:val="28"/>
-          <w:szCs w:val="28"/>
-        </w:rPr>
-        <w:t xml:space="preserve">recognised matching </w:t>
-      </w:r>
-      <w:r>
-        <w:rPr>
-          <w:sz w:val="28"/>
-          <w:szCs w:val="28"/>
-        </w:rPr>
-        <w:t xml:space="preserve">period.] </w:t>
-      </w:r>
-      <w:r>
-        <w:rPr>
-          <w:rFonts w:hint="eastAsia"/>
-          <w:sz w:val="28"/>
-          <w:szCs w:val="28"/>
-        </w:rPr>
-        <w:t xml:space="preserve"> </w:t>
-      </w:r>
-      <w:commentRangeEnd w:id="0"/>
-      <w:r>
-        <w:rPr>
-          <w:rStyle w:val="af"/>
-          <w:sz w:val="28"/>
-          <w:szCs w:val="28"/>
-        </w:rPr>
-        <w:commentReference w:id="0"/>
       </w:r>
     </w:p>
     <w:p>
@@ -2466,26 +2097,9 @@
           <w:rFonts w:hint="eastAsia"/>
           <w:sz w:val="28"/>
           <w:szCs w:val="28"/>
-          <w:highlight w:val="yellow"/>
-        </w:rPr>
-        <w:t xml:space="preserve">[name of the </w:t>
-      </w:r>
-      <w:r>
-        <w:rPr>
-          <w:sz w:val="28"/>
-          <w:szCs w:val="28"/>
-          <w:highlight w:val="yellow"/>
-        </w:rPr>
-        <w:t>start-up</w:t>
-      </w:r>
-      <w:r>
-        <w:rPr>
-          <w:rFonts w:hint="eastAsia"/>
-          <w:sz w:val="28"/>
-          <w:szCs w:val="28"/>
-          <w:highlight w:val="yellow"/>
-        </w:rPr>
-        <w:t>]</w:t>
+          <w:lang w:eastAsia="zh-CN"/>
+        </w:rPr>
+        <w:t>TadReamk Limited</w:t>
       </w:r>
       <w:r>
         <w:rPr>
@@ -2667,17 +2281,8 @@
                 <w:sz w:val="28"/>
                 <w:szCs w:val="28"/>
               </w:rPr>
-              <w:t xml:space="preserve"> Certificate No. [   </w:t>
+              <w:t xml:space="preserve"> Certificate No. [     ]</w:t>
             </w:r>
-            <w:proofErr w:type="gramStart"/>
-            <w:r>
-              <w:rPr>
-                <w:sz w:val="28"/>
-                <w:szCs w:val="28"/>
-              </w:rPr>
-              <w:t xml:space="preserve">  ]</w:t>
-            </w:r>
-            <w:proofErr w:type="gramEnd"/>
           </w:p>
         </w:tc>
       </w:tr>
@@ -2723,24 +2328,7 @@
           <w:szCs w:val="28"/>
         </w:rPr>
         <w:br/>
-      </w:r>
-      <w:commentRangeStart w:id="1"/>
-      <w:r>
-        <w:rPr>
-          <w:rFonts w:hint="eastAsia"/>
-          <w:sz w:val="28"/>
-          <w:szCs w:val="28"/>
-        </w:rPr>
         <w:t>[Date]</w:t>
-      </w:r>
-      <w:commentRangeEnd w:id="1"/>
-      <w:r>
-        <w:rPr>
-          <w:rStyle w:val="af"/>
-          <w:sz w:val="28"/>
-          <w:szCs w:val="28"/>
-        </w:rPr>
-        <w:commentReference w:id="1"/>
       </w:r>
     </w:p>
     <w:p>
@@ -2774,33 +2362,11 @@
       </w:r>
       <w:r>
         <w:rPr>
-          <w:rFonts w:hint="eastAsia"/>
           <w:b/>
           <w:sz w:val="28"/>
           <w:szCs w:val="28"/>
-          <w:highlight w:val="yellow"/>
-        </w:rPr>
-        <w:t xml:space="preserve">[name of the </w:t>
-      </w:r>
-      <w:r>
-        <w:rPr>
-          <w:rFonts w:hint="eastAsia"/>
-          <w:b/>
-          <w:sz w:val="28"/>
-          <w:szCs w:val="28"/>
-          <w:highlight w:val="yellow"/>
-        </w:rPr>
-        <w:t>start-up</w:t>
-      </w:r>
-      <w:r>
-        <w:rPr>
-          <w:rFonts w:hint="eastAsia"/>
-          <w:b/>
-          <w:sz w:val="28"/>
-          <w:szCs w:val="28"/>
-          <w:highlight w:val="yellow"/>
-        </w:rPr>
-        <w:t>]</w:t>
+        </w:rPr>
+        <w:t>TadReamk Limited</w:t>
       </w:r>
     </w:p>
     <w:p>
@@ -2872,7 +2438,6 @@
                 <w:u w:val="single"/>
               </w:rPr>
             </w:pPr>
-            <w:commentRangeStart w:id="2"/>
             <w:r>
               <w:rPr>
                 <w:rFonts w:hint="eastAsia"/>
@@ -2882,17 +2447,6 @@
                 <w:u w:val="single"/>
               </w:rPr>
               <w:t>Expenditure</w:t>
-            </w:r>
-            <w:commentRangeEnd w:id="2"/>
-            <w:r>
-              <w:rPr>
-                <w:rStyle w:val="af"/>
-                <w:b/>
-                <w:sz w:val="28"/>
-                <w:szCs w:val="28"/>
-                <w:u w:val="single"/>
-              </w:rPr>
-              <w:commentReference w:id="2"/>
             </w:r>
           </w:p>
         </w:tc>
@@ -3063,8 +2617,6 @@
                 <w:szCs w:val="28"/>
               </w:rPr>
             </w:pPr>
-            <w:proofErr w:type="spellStart"/>
-            <w:proofErr w:type="gramStart"/>
             <w:r>
               <w:rPr>
                 <w:rFonts w:hint="eastAsia"/>
@@ -3073,8 +2625,6 @@
               </w:rPr>
               <w:t>xxx,xxx</w:t>
             </w:r>
-            <w:proofErr w:type="spellEnd"/>
-            <w:proofErr w:type="gramEnd"/>
           </w:p>
         </w:tc>
       </w:tr>
@@ -3145,8 +2695,6 @@
                 <w:szCs w:val="28"/>
               </w:rPr>
             </w:pPr>
-            <w:proofErr w:type="spellStart"/>
-            <w:proofErr w:type="gramStart"/>
             <w:r>
               <w:rPr>
                 <w:rFonts w:hint="eastAsia"/>
@@ -3155,8 +2703,6 @@
               </w:rPr>
               <w:t>xxx,xxx</w:t>
             </w:r>
-            <w:proofErr w:type="spellEnd"/>
-            <w:proofErr w:type="gramEnd"/>
           </w:p>
         </w:tc>
       </w:tr>
@@ -3227,8 +2773,6 @@
                 <w:szCs w:val="28"/>
               </w:rPr>
             </w:pPr>
-            <w:proofErr w:type="spellStart"/>
-            <w:proofErr w:type="gramStart"/>
             <w:r>
               <w:rPr>
                 <w:rFonts w:hint="eastAsia"/>
@@ -3237,8 +2781,6 @@
               </w:rPr>
               <w:t>xxx,xxx</w:t>
             </w:r>
-            <w:proofErr w:type="spellEnd"/>
-            <w:proofErr w:type="gramEnd"/>
           </w:p>
         </w:tc>
       </w:tr>
@@ -3294,8 +2836,6 @@
                 <w:szCs w:val="28"/>
               </w:rPr>
             </w:pPr>
-            <w:proofErr w:type="spellStart"/>
-            <w:proofErr w:type="gramStart"/>
             <w:r>
               <w:rPr>
                 <w:rFonts w:hint="eastAsia"/>
@@ -3304,8 +2844,6 @@
               </w:rPr>
               <w:t>xxx,xxx</w:t>
             </w:r>
-            <w:proofErr w:type="spellEnd"/>
-            <w:proofErr w:type="gramEnd"/>
           </w:p>
         </w:tc>
       </w:tr>
@@ -3494,8 +3032,6 @@
                 <w:szCs w:val="28"/>
               </w:rPr>
             </w:pPr>
-            <w:proofErr w:type="spellStart"/>
-            <w:proofErr w:type="gramStart"/>
             <w:r>
               <w:rPr>
                 <w:rFonts w:hint="eastAsia"/>
@@ -3504,8 +3040,6 @@
               </w:rPr>
               <w:t>xxx,xxx</w:t>
             </w:r>
-            <w:proofErr w:type="spellEnd"/>
-            <w:proofErr w:type="gramEnd"/>
           </w:p>
         </w:tc>
       </w:tr>
@@ -3576,8 +3110,6 @@
                 <w:szCs w:val="28"/>
               </w:rPr>
             </w:pPr>
-            <w:proofErr w:type="spellStart"/>
-            <w:proofErr w:type="gramStart"/>
             <w:r>
               <w:rPr>
                 <w:rFonts w:hint="eastAsia"/>
@@ -3586,8 +3118,6 @@
               </w:rPr>
               <w:t>xxx,xxx</w:t>
             </w:r>
-            <w:proofErr w:type="spellEnd"/>
-            <w:proofErr w:type="gramEnd"/>
           </w:p>
         </w:tc>
       </w:tr>
@@ -3658,8 +3188,6 @@
                 <w:szCs w:val="28"/>
               </w:rPr>
             </w:pPr>
-            <w:proofErr w:type="spellStart"/>
-            <w:proofErr w:type="gramStart"/>
             <w:r>
               <w:rPr>
                 <w:rFonts w:hint="eastAsia"/>
@@ -3668,8 +3196,6 @@
               </w:rPr>
               <w:t>xxx,xxx</w:t>
             </w:r>
-            <w:proofErr w:type="spellEnd"/>
-            <w:proofErr w:type="gramEnd"/>
           </w:p>
         </w:tc>
       </w:tr>
@@ -3725,8 +3251,6 @@
                 <w:szCs w:val="28"/>
               </w:rPr>
             </w:pPr>
-            <w:proofErr w:type="spellStart"/>
-            <w:proofErr w:type="gramStart"/>
             <w:r>
               <w:rPr>
                 <w:rFonts w:hint="eastAsia"/>
@@ -3735,8 +3259,6 @@
               </w:rPr>
               <w:t>xxx,xxx</w:t>
             </w:r>
-            <w:proofErr w:type="spellEnd"/>
-            <w:proofErr w:type="gramEnd"/>
           </w:p>
         </w:tc>
       </w:tr>
@@ -3925,8 +3447,6 @@
                 <w:szCs w:val="28"/>
               </w:rPr>
             </w:pPr>
-            <w:proofErr w:type="spellStart"/>
-            <w:proofErr w:type="gramStart"/>
             <w:r>
               <w:rPr>
                 <w:rFonts w:hint="eastAsia"/>
@@ -3935,8 +3455,6 @@
               </w:rPr>
               <w:t>xxx,xxx</w:t>
             </w:r>
-            <w:proofErr w:type="spellEnd"/>
-            <w:proofErr w:type="gramEnd"/>
           </w:p>
         </w:tc>
       </w:tr>
@@ -4007,8 +3525,6 @@
                 <w:szCs w:val="28"/>
               </w:rPr>
             </w:pPr>
-            <w:proofErr w:type="spellStart"/>
-            <w:proofErr w:type="gramStart"/>
             <w:r>
               <w:rPr>
                 <w:rFonts w:hint="eastAsia"/>
@@ -4017,8 +3533,6 @@
               </w:rPr>
               <w:t>xxx,xxx</w:t>
             </w:r>
-            <w:proofErr w:type="spellEnd"/>
-            <w:proofErr w:type="gramEnd"/>
           </w:p>
         </w:tc>
       </w:tr>
@@ -4089,8 +3603,6 @@
                 <w:szCs w:val="28"/>
               </w:rPr>
             </w:pPr>
-            <w:proofErr w:type="spellStart"/>
-            <w:proofErr w:type="gramStart"/>
             <w:r>
               <w:rPr>
                 <w:rFonts w:hint="eastAsia"/>
@@ -4099,8 +3611,6 @@
               </w:rPr>
               <w:t>xxx,xxx</w:t>
             </w:r>
-            <w:proofErr w:type="spellEnd"/>
-            <w:proofErr w:type="gramEnd"/>
           </w:p>
         </w:tc>
       </w:tr>
@@ -4156,8 +3666,6 @@
                 <w:szCs w:val="28"/>
               </w:rPr>
             </w:pPr>
-            <w:proofErr w:type="spellStart"/>
-            <w:proofErr w:type="gramStart"/>
             <w:r>
               <w:rPr>
                 <w:rFonts w:hint="eastAsia"/>
@@ -4166,8 +3674,6 @@
               </w:rPr>
               <w:t>xxx,xxx</w:t>
             </w:r>
-            <w:proofErr w:type="spellEnd"/>
-            <w:proofErr w:type="gramEnd"/>
           </w:p>
         </w:tc>
       </w:tr>
@@ -4289,26 +3795,14 @@
                 <w:szCs w:val="28"/>
               </w:rPr>
             </w:pPr>
-            <w:proofErr w:type="spellStart"/>
-            <w:proofErr w:type="gramStart"/>
             <w:r>
               <w:rPr>
                 <w:b/>
                 <w:sz w:val="28"/>
                 <w:szCs w:val="28"/>
               </w:rPr>
-              <w:t>x,xxx</w:t>
+              <w:t>x,xxx,xxx</w:t>
             </w:r>
-            <w:proofErr w:type="gramEnd"/>
-            <w:r>
-              <w:rPr>
-                <w:b/>
-                <w:sz w:val="28"/>
-                <w:szCs w:val="28"/>
-              </w:rPr>
-              <w:t>,xxx</w:t>
-            </w:r>
-            <w:proofErr w:type="spellEnd"/>
           </w:p>
         </w:tc>
       </w:tr>
@@ -4341,7 +3835,7 @@
         </w:rPr>
         <w:t xml:space="preserve">e </w:t>
       </w:r>
-      <w:commentRangeStart w:id="3"/>
+      <w:commentRangeStart w:id="0"/>
       <w:r>
         <w:rPr>
           <w:rFonts w:hint="eastAsia"/>
@@ -4374,7 +3868,7 @@
         </w:rPr>
         <w:t xml:space="preserve"> </w:t>
       </w:r>
-      <w:commentRangeEnd w:id="3"/>
+      <w:commentRangeEnd w:id="0"/>
       <w:r>
         <w:rPr>
           <w:rStyle w:val="af"/>
@@ -4382,7 +3876,7 @@
           <w:sz w:val="28"/>
           <w:szCs w:val="28"/>
         </w:rPr>
-        <w:commentReference w:id="3"/>
+        <w:commentReference w:id="0"/>
       </w:r>
       <w:r>
         <w:rPr>
@@ -4392,7 +3886,7 @@
         </w:rPr>
         <w:t xml:space="preserve">on </w:t>
       </w:r>
-      <w:commentRangeStart w:id="4"/>
+      <w:commentRangeStart w:id="1"/>
       <w:r>
         <w:rPr>
           <w:rFonts w:hint="eastAsia"/>
@@ -4402,14 +3896,14 @@
         </w:rPr>
         <w:t>[date]</w:t>
       </w:r>
-      <w:commentRangeEnd w:id="4"/>
+      <w:commentRangeEnd w:id="1"/>
       <w:r>
         <w:rPr>
           <w:rStyle w:val="af"/>
           <w:sz w:val="28"/>
           <w:szCs w:val="28"/>
         </w:rPr>
-        <w:commentReference w:id="4"/>
+        <w:commentReference w:id="1"/>
       </w:r>
     </w:p>
     <w:tbl>
@@ -4667,7 +4161,7 @@
 
 <file path=word/comments.xml><?xml version="1.0" encoding="utf-8"?>
 <w:comments xmlns:wpc="http://schemas.microsoft.com/office/word/2010/wordprocessingCanvas" xmlns:cx="http://schemas.microsoft.com/office/drawing/2014/chartex" xmlns:cx1="http://schemas.microsoft.com/office/drawing/2015/9/8/chartex" xmlns:cx2="http://schemas.microsoft.com/office/drawing/2015/10/21/chartex" xmlns:cx3="http://schemas.microsoft.com/office/drawing/2016/5/9/chartex" xmlns:cx4="http://schemas.microsoft.com/office/drawing/2016/5/10/chartex" xmlns:cx5="http://schemas.microsoft.com/office/drawing/2016/5/11/chartex" xmlns:cx6="http://schemas.microsoft.com/office/drawing/2016/5/12/chartex" xmlns:cx7="http://schemas.microsoft.com/office/drawing/2016/5/13/chartex" xmlns:cx8="http://schemas.microsoft.com/office/drawing/2016/5/14/chartex" xmlns:mc="http://schemas.openxmlformats.org/markup-compatibility/2006" xmlns:aink="http://schemas.microsoft.com/office/drawing/2016/ink" xmlns:am3d="http://schemas.microsoft.com/office/drawing/2017/model3d" xmlns:o="urn:schemas-microsoft-com:office:office" xmlns:oel="http://schemas.microsoft.com/office/2019/extlst" xmlns:r="http://schemas.openxmlformats.org/officeDocument/2006/relationships" xmlns:m="http://schemas.openxmlformats.org/officeDocument/2006/math" xmlns:v="urn:schemas-microsoft-com:vml" xmlns:wp14="http://schemas.microsoft.com/office/word/2010/wordprocessingDrawing" xmlns:wp="http://schemas.openxmlformats.org/drawingml/2006/wordprocessingDrawing" xmlns:w10="urn:schemas-microsoft-com:office:word" xmlns:w="http://schemas.openxmlformats.org/wordprocessingml/2006/main" xmlns:w14="http://schemas.microsoft.com/office/word/2010/wordml" xmlns:w15="http://schemas.microsoft.com/office/word/2012/wordml" xmlns:w16cex="http://schemas.microsoft.com/office/word/2018/wordml/cex" xmlns:w16cid="http://schemas.microsoft.com/office/word/2016/wordml/cid" xmlns:w16="http://schemas.microsoft.com/office/word/2018/wordml" xmlns:w16du="http://schemas.microsoft.com/office/word/2023/wordml/word16du" xmlns:w16sdtdh="http://schemas.microsoft.com/office/word/2020/wordml/sdtdatahash" xmlns:w16sdtfl="http://schemas.microsoft.com/office/word/2024/wordml/sdtformatlock" xmlns:w16se="http://schemas.microsoft.com/office/word/2015/wordml/symex" xmlns:wpg="http://schemas.microsoft.com/office/word/2010/wordprocessingGroup" xmlns:wpi="http://schemas.microsoft.com/office/word/2010/wordprocessingInk" xmlns:wne="http://schemas.microsoft.com/office/word/2006/wordml" xmlns:wps="http://schemas.microsoft.com/office/word/2010/wordprocessingShape" mc:Ignorable="w14 w15 w16se w16cid w16 w16cex w16sdtdh w16sdtfl w16du wp14">
-  <w:comment w:id="0" w:author="Jervin NG" w:date="2026-03-13T18:11:00Z" w:initials="JN">
+  <w:comment w:id="0" w:author="Jervin NG" w:date="2026-03-13T18:21:00Z" w:initials="JN">
     <w:p>
       <w:pPr>
         <w:pStyle w:val="af0"/>
@@ -4679,65 +4173,11 @@
         <w:annotationRef/>
       </w:r>
       <w:r>
-        <w:t>For TSSSU+ start up only. Please delete this part for TSSSU-O start-up.</w:t>
+        <w:t xml:space="preserve">Delete the not applicable choice. </w:t>
       </w:r>
     </w:p>
   </w:comment>
   <w:comment w:id="1" w:author="Jervin NG" w:date="2026-03-13T18:23:00Z" w:initials="JN">
-    <w:p>
-      <w:pPr>
-        <w:pStyle w:val="af0"/>
-      </w:pPr>
-      <w:r>
-        <w:rPr>
-          <w:rStyle w:val="af"/>
-        </w:rPr>
-        <w:annotationRef/>
-      </w:r>
-      <w:r>
-        <w:rPr>
-          <w:lang w:eastAsia="zh-TW"/>
-        </w:rPr>
-        <w:t>This date must fall on or after the Director’s signature date and on or before the Annex B signature date. We strongly advise that the Director and the Auditor sign this document on the same day.</w:t>
-      </w:r>
-    </w:p>
-  </w:comment>
-  <w:comment w:id="2" w:author="Jervin NG" w:date="2026-03-13T18:16:00Z" w:initials="JN">
-    <w:p>
-      <w:pPr>
-        <w:pStyle w:val="af0"/>
-      </w:pPr>
-      <w:r>
-        <w:rPr>
-          <w:rStyle w:val="af"/>
-        </w:rPr>
-        <w:annotationRef/>
-      </w:r>
-      <w:r>
-        <w:rPr>
-          <w:lang w:eastAsia="zh-TW"/>
-        </w:rPr>
-        <w:t>Please report the items exactly as set out in Annex A or in your latest approved change request. Do not add, remove, or rename items. If an item is no longer required, it must still be listed, with “0” (zero) dollars entered in the amount field on the right‑hand side.</w:t>
-      </w:r>
-    </w:p>
-  </w:comment>
-  <w:comment w:id="3" w:author="Jervin NG" w:date="2026-03-13T18:21:00Z" w:initials="JN">
-    <w:p>
-      <w:pPr>
-        <w:pStyle w:val="af0"/>
-      </w:pPr>
-      <w:r>
-        <w:rPr>
-          <w:rStyle w:val="af"/>
-        </w:rPr>
-        <w:annotationRef/>
-      </w:r>
-      <w:r>
-        <w:t xml:space="preserve">Delete the not applicable choice. </w:t>
-      </w:r>
-    </w:p>
-  </w:comment>
-  <w:comment w:id="4" w:author="Jervin NG" w:date="2026-03-13T18:23:00Z" w:initials="JN">
     <w:p>
       <w:pPr>
         <w:pStyle w:val="af0"/>
@@ -4764,9 +4204,6 @@
 
 <file path=word/commentsExtended.xml><?xml version="1.0" encoding="utf-8"?>
 <w15:commentsEx xmlns:wpc="http://schemas.microsoft.com/office/word/2010/wordprocessingCanvas" xmlns:cx="http://schemas.microsoft.com/office/drawing/2014/chartex" xmlns:cx1="http://schemas.microsoft.com/office/drawing/2015/9/8/chartex" xmlns:cx2="http://schemas.microsoft.com/office/drawing/2015/10/21/chartex" xmlns:cx3="http://schemas.microsoft.com/office/drawing/2016/5/9/chartex" xmlns:cx4="http://schemas.microsoft.com/office/drawing/2016/5/10/chartex" xmlns:cx5="http://schemas.microsoft.com/office/drawing/2016/5/11/chartex" xmlns:cx6="http://schemas.microsoft.com/office/drawing/2016/5/12/chartex" xmlns:cx7="http://schemas.microsoft.com/office/drawing/2016/5/13/chartex" xmlns:cx8="http://schemas.microsoft.com/office/drawing/2016/5/14/chartex" xmlns:mc="http://schemas.openxmlformats.org/markup-compatibility/2006" xmlns:aink="http://schemas.microsoft.com/office/drawing/2016/ink" xmlns:am3d="http://schemas.microsoft.com/office/drawing/2017/model3d" xmlns:o="urn:schemas-microsoft-com:office:office" xmlns:oel="http://schemas.microsoft.com/office/2019/extlst" xmlns:r="http://schemas.openxmlformats.org/officeDocument/2006/relationships" xmlns:m="http://schemas.openxmlformats.org/officeDocument/2006/math" xmlns:v="urn:schemas-microsoft-com:vml" xmlns:wp14="http://schemas.microsoft.com/office/word/2010/wordprocessingDrawing" xmlns:wp="http://schemas.openxmlformats.org/drawingml/2006/wordprocessingDrawing" xmlns:w10="urn:schemas-microsoft-com:office:word" xmlns:w="http://schemas.openxmlformats.org/wordprocessingml/2006/main" xmlns:w14="http://schemas.microsoft.com/office/word/2010/wordml" xmlns:w15="http://schemas.microsoft.com/office/word/2012/wordml" xmlns:w16cex="http://schemas.microsoft.com/office/word/2018/wordml/cex" xmlns:w16cid="http://schemas.microsoft.com/office/word/2016/wordml/cid" xmlns:w16="http://schemas.microsoft.com/office/word/2018/wordml" xmlns:w16du="http://schemas.microsoft.com/office/word/2023/wordml/word16du" xmlns:w16sdtdh="http://schemas.microsoft.com/office/word/2020/wordml/sdtdatahash" xmlns:w16sdtfl="http://schemas.microsoft.com/office/word/2024/wordml/sdtformatlock" xmlns:w16se="http://schemas.microsoft.com/office/word/2015/wordml/symex" xmlns:wpg="http://schemas.microsoft.com/office/word/2010/wordprocessingGroup" xmlns:wpi="http://schemas.microsoft.com/office/word/2010/wordprocessingInk" xmlns:wne="http://schemas.microsoft.com/office/word/2006/wordml" xmlns:wps="http://schemas.microsoft.com/office/word/2010/wordprocessingShape" mc:Ignorable="w14 w15 w16se w16cid w16 w16cex w16sdtdh w16sdtfl w16du wp14">
-  <w15:commentEx w15:paraId="51F1E875" w15:done="0"/>
-  <w15:commentEx w15:paraId="56028B84" w15:done="0"/>
-  <w15:commentEx w15:paraId="3D12F5E8" w15:done="0"/>
   <w15:commentEx w15:paraId="1B32C262" w15:done="0"/>
   <w15:commentEx w15:paraId="4BD74246" w15:done="0"/>
 </w15:commentsEx>
@@ -4774,9 +4211,6 @@
 
 <file path=word/commentsExtensible.xml><?xml version="1.0" encoding="utf-8"?>
 <w16cex:commentsExtensible xmlns:wpc="http://schemas.microsoft.com/office/word/2010/wordprocessingCanvas" xmlns:cx="http://schemas.microsoft.com/office/drawing/2014/chartex" xmlns:cx1="http://schemas.microsoft.com/office/drawing/2015/9/8/chartex" xmlns:cx2="http://schemas.microsoft.com/office/drawing/2015/10/21/chartex" xmlns:cx3="http://schemas.microsoft.com/office/drawing/2016/5/9/chartex" xmlns:cx4="http://schemas.microsoft.com/office/drawing/2016/5/10/chartex" xmlns:cx5="http://schemas.microsoft.com/office/drawing/2016/5/11/chartex" xmlns:cx6="http://schemas.microsoft.com/office/drawing/2016/5/12/chartex" xmlns:cx7="http://schemas.microsoft.com/office/drawing/2016/5/13/chartex" xmlns:cx8="http://schemas.microsoft.com/office/drawing/2016/5/14/chartex" xmlns:cr="http://schemas.microsoft.com/office/comments/2020/reactions" xmlns:mc="http://schemas.openxmlformats.org/markup-compatibility/2006" xmlns:aink="http://schemas.microsoft.com/office/drawing/2016/ink" xmlns:am3d="http://schemas.microsoft.com/office/drawing/2017/model3d" xmlns:o="urn:schemas-microsoft-com:office:office" xmlns:oel="http://schemas.microsoft.com/office/2019/extlst" xmlns:r="http://schemas.openxmlformats.org/officeDocument/2006/relationships" xmlns:m="http://schemas.openxmlformats.org/officeDocument/2006/math" xmlns:v="urn:schemas-microsoft-com:vml" xmlns:wp14="http://schemas.microsoft.com/office/word/2010/wordprocessingDrawing" xmlns:wp="http://schemas.openxmlformats.org/drawingml/2006/wordprocessingDrawing" xmlns:w10="urn:schemas-microsoft-com:office:word" xmlns:w="http://schemas.openxmlformats.org/wordprocessingml/2006/main" xmlns:w14="http://schemas.microsoft.com/office/word/2010/wordml" xmlns:w15="http://schemas.microsoft.com/office/word/2012/wordml" xmlns:w16cex="http://schemas.microsoft.com/office/word/2018/wordml/cex" xmlns:w16cid="http://schemas.microsoft.com/office/word/2016/wordml/cid" xmlns:w16="http://schemas.microsoft.com/office/word/2018/wordml" xmlns:w16du="http://schemas.microsoft.com/office/word/2023/wordml/word16du" xmlns:w16sdtdh="http://schemas.microsoft.com/office/word/2020/wordml/sdtdatahash" xmlns:w16sdtfl="http://schemas.microsoft.com/office/word/2024/wordml/sdtformatlock" xmlns:w16se="http://schemas.microsoft.com/office/word/2015/wordml/symex" xmlns:wpg="http://schemas.microsoft.com/office/word/2010/wordprocessingGroup" xmlns:wpi="http://schemas.microsoft.com/office/word/2010/wordprocessingInk" xmlns:wne="http://schemas.microsoft.com/office/word/2006/wordml" xmlns:wps="http://schemas.microsoft.com/office/word/2010/wordprocessingShape" mc:Ignorable="w14 w15 w16se w16cid w16 w16cex w16sdtdh w16sdtfl cr w16du wp14">
-  <w16cex:commentExtensible w16cex:durableId="1DCA480E" w16cex:dateUtc="2026-03-13T10:11:00Z"/>
-  <w16cex:commentExtensible w16cex:durableId="7A7F73AD" w16cex:dateUtc="2026-03-13T10:23:00Z"/>
-  <w16cex:commentExtensible w16cex:durableId="4135FD2F" w16cex:dateUtc="2026-03-13T10:16:00Z"/>
   <w16cex:commentExtensible w16cex:durableId="7D4839AE" w16cex:dateUtc="2026-03-13T10:21:00Z"/>
   <w16cex:commentExtensible w16cex:durableId="2B826F2B" w16cex:dateUtc="2026-03-13T10:23:00Z"/>
 </w16cex:commentsExtensible>
@@ -4784,9 +4218,6 @@
 
 <file path=word/commentsIds.xml><?xml version="1.0" encoding="utf-8"?>
 <w16cid:commentsIds xmlns:wpc="http://schemas.microsoft.com/office/word/2010/wordprocessingCanvas" xmlns:cx="http://schemas.microsoft.com/office/drawing/2014/chartex" xmlns:cx1="http://schemas.microsoft.com/office/drawing/2015/9/8/chartex" xmlns:cx2="http://schemas.microsoft.com/office/drawing/2015/10/21/chartex" xmlns:cx3="http://schemas.microsoft.com/office/drawing/2016/5/9/chartex" xmlns:cx4="http://schemas.microsoft.com/office/drawing/2016/5/10/chartex" xmlns:cx5="http://schemas.microsoft.com/office/drawing/2016/5/11/chartex" xmlns:cx6="http://schemas.microsoft.com/office/drawing/2016/5/12/chartex" xmlns:cx7="http://schemas.microsoft.com/office/drawing/2016/5/13/chartex" xmlns:cx8="http://schemas.microsoft.com/office/drawing/2016/5/14/chartex" xmlns:mc="http://schemas.openxmlformats.org/markup-compatibility/2006" xmlns:aink="http://schemas.microsoft.com/office/drawing/2016/ink" xmlns:am3d="http://schemas.microsoft.com/office/drawing/2017/model3d" xmlns:o="urn:schemas-microsoft-com:office:office" xmlns:oel="http://schemas.microsoft.com/office/2019/extlst" xmlns:r="http://schemas.openxmlformats.org/officeDocument/2006/relationships" xmlns:m="http://schemas.openxmlformats.org/officeDocument/2006/math" xmlns:v="urn:schemas-microsoft-com:vml" xmlns:wp14="http://schemas.microsoft.com/office/word/2010/wordprocessingDrawing" xmlns:wp="http://schemas.openxmlformats.org/drawingml/2006/wordprocessingDrawing" xmlns:w10="urn:schemas-microsoft-com:office:word" xmlns:w="http://schemas.openxmlformats.org/wordprocessingml/2006/main" xmlns:w14="http://schemas.microsoft.com/office/word/2010/wordml" xmlns:w15="http://schemas.microsoft.com/office/word/2012/wordml" xmlns:w16cex="http://schemas.microsoft.com/office/word/2018/wordml/cex" xmlns:w16cid="http://schemas.microsoft.com/office/word/2016/wordml/cid" xmlns:w16="http://schemas.microsoft.com/office/word/2018/wordml" xmlns:w16du="http://schemas.microsoft.com/office/word/2023/wordml/word16du" xmlns:w16sdtdh="http://schemas.microsoft.com/office/word/2020/wordml/sdtdatahash" xmlns:w16sdtfl="http://schemas.microsoft.com/office/word/2024/wordml/sdtformatlock" xmlns:w16se="http://schemas.microsoft.com/office/word/2015/wordml/symex" xmlns:wpg="http://schemas.microsoft.com/office/word/2010/wordprocessingGroup" xmlns:wpi="http://schemas.microsoft.com/office/word/2010/wordprocessingInk" xmlns:wne="http://schemas.microsoft.com/office/word/2006/wordml" xmlns:wps="http://schemas.microsoft.com/office/word/2010/wordprocessingShape" mc:Ignorable="w14 w15 w16se w16cid w16 w16cex w16sdtdh w16sdtfl w16du wp14">
-  <w16cid:commentId w16cid:paraId="51F1E875" w16cid:durableId="1DCA480E"/>
-  <w16cid:commentId w16cid:paraId="56028B84" w16cid:durableId="7A7F73AD"/>
-  <w16cid:commentId w16cid:paraId="3D12F5E8" w16cid:durableId="4135FD2F"/>
   <w16cid:commentId w16cid:paraId="1B32C262" w16cid:durableId="7D4839AE"/>
   <w16cid:commentId w16cid:paraId="4BD74246" w16cid:durableId="2B826F2B"/>
 </w16cid:commentsIds>
@@ -5005,29 +4436,7 @@
         <w:szCs w:val="24"/>
         <w:u w:val="single"/>
       </w:rPr>
-      <w:t xml:space="preserve"> C(</w:t>
-    </w:r>
-    <w:proofErr w:type="spellStart"/>
-    <w:r>
-      <w:rPr>
-        <w:rFonts w:hint="eastAsia"/>
-        <w:b/>
-        <w:sz w:val="24"/>
-        <w:szCs w:val="24"/>
-        <w:u w:val="single"/>
-      </w:rPr>
-      <w:t>i</w:t>
-    </w:r>
-    <w:proofErr w:type="spellEnd"/>
-    <w:r>
-      <w:rPr>
-        <w:rFonts w:hint="eastAsia"/>
-        <w:b/>
-        <w:sz w:val="24"/>
-        <w:szCs w:val="24"/>
-        <w:u w:val="single"/>
-      </w:rPr>
-      <w:t>)</w:t>
+      <w:t xml:space="preserve"> C(i)</w:t>
     </w:r>
   </w:p>
 </w:hdr>
@@ -6873,19 +6282,6 @@
 </file>
 
 <file path=customXml/item2.xml><?xml version="1.0" encoding="utf-8"?>
-<b:Sources xmlns:b="http://schemas.openxmlformats.org/officeDocument/2006/bibliography" xmlns="http://schemas.openxmlformats.org/officeDocument/2006/bibliography" SelectedStyle="\APA.XSL" StyleName="APA Fifth Edition"/>
-</file>
-
-<file path=customXml/item3.xml><?xml version="1.0" encoding="utf-8"?>
-<?mso-contentType ?>
-<FormTemplates xmlns="http://schemas.microsoft.com/sharepoint/v3/contenttype/forms">
-  <Display>DocumentLibraryForm</Display>
-  <Edit>DocumentLibraryForm</Edit>
-  <New>DocumentLibraryForm</New>
-</FormTemplates>
-</file>
-
-<file path=customXml/item4.xml><?xml version="1.0" encoding="utf-8"?>
 <ct:contentTypeSchema xmlns:ct="http://schemas.microsoft.com/office/2006/metadata/contentType" xmlns:ma="http://schemas.microsoft.com/office/2006/metadata/properties/metaAttributes" ct:_="" ma:_="" ma:contentTypeName="Document" ma:contentTypeID="0x010100570AC14696B9334B8107905EF8DA8D2B" ma:contentTypeVersion="17" ma:contentTypeDescription="Create a new document." ma:contentTypeScope="" ma:versionID="f14dc457a3a52cbedb6971b95db0e912">
   <xsd:schema xmlns:xsd="http://www.w3.org/2001/XMLSchema" xmlns:xs="http://www.w3.org/2001/XMLSchema" xmlns:p="http://schemas.microsoft.com/office/2006/metadata/properties" xmlns:ns2="19187dac-df12-4571-8d4c-1f93d22bc1fc" xmlns:ns3="5a7eadf7-2b1c-4a5a-97a9-adafd1c04f06" targetNamespace="http://schemas.microsoft.com/office/2006/metadata/properties" ma:root="true" ma:fieldsID="48ab5d3334d14a6e5f30fbc404b13d53" ns2:_="" ns3:_="">
     <xsd:import namespace="19187dac-df12-4571-8d4c-1f93d22bc1fc"/>
@@ -7135,6 +6531,19 @@
 </ct:contentTypeSchema>
 </file>
 
+<file path=customXml/item3.xml><?xml version="1.0" encoding="utf-8"?>
+<?mso-contentType ?>
+<FormTemplates xmlns="http://schemas.microsoft.com/sharepoint/v3/contenttype/forms">
+  <Display>DocumentLibraryForm</Display>
+  <Edit>DocumentLibraryForm</Edit>
+  <New>DocumentLibraryForm</New>
+</FormTemplates>
+</file>
+
+<file path=customXml/item4.xml><?xml version="1.0" encoding="utf-8"?>
+<b:Sources xmlns:b="http://schemas.openxmlformats.org/officeDocument/2006/bibliography" xmlns="http://schemas.openxmlformats.org/officeDocument/2006/bibliography" SelectedStyle="\APA.XSL" StyleName="APA Fifth Edition"/>
+</file>
+
 <file path=customXml/itemProps1.xml><?xml version="1.0" encoding="utf-8"?>
 <ds:datastoreItem xmlns:ds="http://schemas.openxmlformats.org/officeDocument/2006/customXml" ds:itemID="{356D7F48-DDEB-403B-BDEC-214A6DFF98D2}">
   <ds:schemaRefs>
@@ -7147,22 +6556,6 @@
 </file>
 
 <file path=customXml/itemProps2.xml><?xml version="1.0" encoding="utf-8"?>
-<ds:datastoreItem xmlns:ds="http://schemas.openxmlformats.org/officeDocument/2006/customXml" ds:itemID="{BA64C425-2269-4BF3-A7CA-3945F80EED66}">
-  <ds:schemaRefs>
-    <ds:schemaRef ds:uri="http://schemas.openxmlformats.org/officeDocument/2006/bibliography"/>
-  </ds:schemaRefs>
-</ds:datastoreItem>
-</file>
-
-<file path=customXml/itemProps3.xml><?xml version="1.0" encoding="utf-8"?>
-<ds:datastoreItem xmlns:ds="http://schemas.openxmlformats.org/officeDocument/2006/customXml" ds:itemID="{892F3B60-2A1C-4B95-BCA1-4D7021F1B180}">
-  <ds:schemaRefs>
-    <ds:schemaRef ds:uri="http://schemas.microsoft.com/sharepoint/v3/contenttype/forms"/>
-  </ds:schemaRefs>
-</ds:datastoreItem>
-</file>
-
-<file path=customXml/itemProps4.xml><?xml version="1.0" encoding="utf-8"?>
 <ds:datastoreItem xmlns:ds="http://schemas.openxmlformats.org/officeDocument/2006/customXml" ds:itemID="{8B2D3028-A5A8-46AE-A712-EDB7DDD9019E}">
   <ds:schemaRefs>
     <ds:schemaRef ds:uri="http://schemas.microsoft.com/office/2006/metadata/contentType"/>
@@ -7179,4 +6572,20 @@
     <ds:schemaRef ds:uri="http://schemas.microsoft.com/internal/obd"/>
   </ds:schemaRefs>
 </ds:datastoreItem>
+</file>
+
+<file path=customXml/itemProps3.xml><?xml version="1.0" encoding="utf-8"?>
+<ds:datastoreItem xmlns:ds="http://schemas.openxmlformats.org/officeDocument/2006/customXml" ds:itemID="{892F3B60-2A1C-4B95-BCA1-4D7021F1B180}">
+  <ds:schemaRefs>
+    <ds:schemaRef ds:uri="http://schemas.microsoft.com/sharepoint/v3/contenttype/forms"/>
+  </ds:schemaRefs>
+</ds:datastoreItem>
+</file>
+
+<file path=customXml/itemProps4.xml><?xml version="1.0" encoding="utf-8"?>
+<ds:datastoreItem xmlns:ds="http://schemas.openxmlformats.org/officeDocument/2006/customXml" ds:itemID="{BA64C425-2269-4BF3-A7CA-3945F80EED66}">
+  <ds:schemaRefs>
+    <ds:schemaRef ds:uri="http://schemas.openxmlformats.org/officeDocument/2006/bibliography"/>
+  </ds:schemaRefs>
+</ds:datastoreItem>
 </file>